--- a/files/Internal_Policy_Manual.docx
+++ b/files/Internal_Policy_Manual.docx
@@ -4,207 +4,268 @@
   <w:body>
     <w:p>
       <w:pPr>
-        <w:pStyle w:val="Heading1"/>
+        <w:jc w:val="left"/>
       </w:pPr>
       <w:r>
         <w:rPr>
-          <w:color w:val="0F4C81"/>
+          <w:b/>
+          <w:color w:val="6B7280"/>
+          <w:sz w:val="18"/>
         </w:rPr>
-        <w:t>Zava Conglomerate — Internal Operational Resilience Policy</w:t>
-      </w:r>
-    </w:p>
-    <w:p>
-      <w:r>
-        <w:rPr>
-          <w:i/>
-          <w:color w:val="6B7280"/>
-        </w:rPr>
-        <w:t>Document ID: ZAVA-POL-RES-01 · Version 2.1 · Effective 2025-04-01 · Owner: Group Risk Officer</w:t>
+        <w:t>ZAVA CONGLOMERATE</w:t>
       </w:r>
     </w:p>
     <w:p>
       <w:pPr>
-        <w:pStyle w:val="Heading2"/>
+        <w:spacing w:after="40"/>
       </w:pPr>
       <w:r>
         <w:rPr>
-          <w:color w:val="1F2937"/>
+          <w:b/>
+          <w:color w:val="1F2D55"/>
+          <w:sz w:val="44"/>
         </w:rPr>
-        <w:t>1. Purpose &amp; Scope</w:t>
-      </w:r>
-    </w:p>
-    <w:p>
-      <w:r>
-        <w:rPr>
-          <w:b w:val="0"/>
-          <w:i w:val="0"/>
-        </w:rPr>
-        <w:t>This policy sets out Zava Conglomerate's operational resilience framework. It applies to all subsidiaries and joint ventures controlled by Zava Conglomerate.</w:t>
+        <w:t>Internal Policy Manual</w:t>
       </w:r>
     </w:p>
     <w:p>
       <w:pPr>
-        <w:pStyle w:val="Heading2"/>
+        <w:spacing w:after="200"/>
       </w:pPr>
       <w:r>
         <w:rPr>
-          <w:color w:val="1F2937"/>
+          <w:i/>
+          <w:color w:val="4B5B7C"/>
+          <w:sz w:val="22"/>
         </w:rPr>
-        <w:t>2. Governance</w:t>
-      </w:r>
-    </w:p>
-    <w:p>
-      <w:r>
-        <w:rPr>
-          <w:b w:val="0"/>
-          <w:i w:val="0"/>
-        </w:rPr>
-        <w:t>2.1 — The Group Risk Committee reviews the operational resilience framework annually.</w:t>
-      </w:r>
-    </w:p>
-    <w:p>
-      <w:r>
-        <w:rPr>
-          <w:b w:val="0"/>
-          <w:i w:val="0"/>
-        </w:rPr>
-        <w:t>2.2 — The Board approves the Important Business Services (IBS) list and Impact Tolerances every 24 months.</w:t>
-      </w:r>
-    </w:p>
-    <w:p>
-      <w:r>
-        <w:rPr>
-          <w:b w:val="0"/>
-          <w:i w:val="0"/>
-        </w:rPr>
-        <w:t>(Note: this policy currently states 24-month Board review cycle. Regulator Circular 2026 requires annual Board attestation. POLICY GAP — to be remediated.)</w:t>
+        <w:t>Group Policy · Approved by the Board</w:t>
       </w:r>
     </w:p>
     <w:p>
       <w:pPr>
-        <w:pStyle w:val="Heading2"/>
+        <w:spacing w:after="40"/>
       </w:pPr>
       <w:r>
         <w:rPr>
-          <w:color w:val="1F2937"/>
+          <w:b/>
+          <w:color w:val="1F2D55"/>
+          <w:sz w:val="20"/>
         </w:rPr>
-        <w:t>3. Important Business Services</w:t>
+        <w:t xml:space="preserve">Document reference:  </w:t>
       </w:r>
-    </w:p>
-    <w:p>
       <w:r>
         <w:rPr>
-          <w:b w:val="0"/>
-          <w:i w:val="0"/>
+          <w:sz w:val="20"/>
         </w:rPr>
-        <w:t>Current IBS catalogue (12 services):</w:t>
+        <w:t>GP-INTE-2026-174</w:t>
       </w:r>
     </w:p>
     <w:p>
       <w:pPr>
-        <w:pStyle w:val="ListBullet"/>
+        <w:spacing w:after="40"/>
       </w:pPr>
       <w:r>
-        <w:t>Customer-facing digital banking</w:t>
+        <w:rPr>
+          <w:b/>
+          <w:color w:val="1F2D55"/>
+          <w:sz w:val="20"/>
+        </w:rPr>
+        <w:t xml:space="preserve">Owner:  </w:t>
+      </w:r>
+      <w:r>
+        <w:rPr>
+          <w:sz w:val="20"/>
+        </w:rPr>
+        <w:t>Group Chief Risk Officer</w:t>
       </w:r>
     </w:p>
     <w:p>
       <w:pPr>
-        <w:pStyle w:val="ListBullet"/>
+        <w:spacing w:after="40"/>
       </w:pPr>
       <w:r>
-        <w:t>Payment processing (domestic + cross-border)</w:t>
+        <w:rPr>
+          <w:b/>
+          <w:color w:val="1F2D55"/>
+          <w:sz w:val="20"/>
+        </w:rPr>
+        <w:t xml:space="preserve">Effective date:  </w:t>
+      </w:r>
+      <w:r>
+        <w:rPr>
+          <w:sz w:val="20"/>
+        </w:rPr>
+        <w:t>19 May 2026</w:t>
       </w:r>
     </w:p>
     <w:p>
       <w:pPr>
-        <w:pStyle w:val="ListBullet"/>
+        <w:spacing w:after="40"/>
       </w:pPr>
       <w:r>
-        <w:t>Card authorisation</w:t>
+        <w:rPr>
+          <w:b/>
+          <w:color w:val="1F2D55"/>
+          <w:sz w:val="20"/>
+        </w:rPr>
+        <w:t xml:space="preserve">Next review:  </w:t>
+      </w:r>
+      <w:r>
+        <w:rPr>
+          <w:sz w:val="20"/>
+        </w:rPr>
+        <w:t>May 2027</w:t>
       </w:r>
     </w:p>
     <w:p>
       <w:pPr>
-        <w:pStyle w:val="ListBullet"/>
+        <w:spacing w:after="40"/>
       </w:pPr>
       <w:r>
-        <w:t>Retail branch banking</w:t>
+        <w:rPr>
+          <w:b/>
+          <w:color w:val="1F2D55"/>
+          <w:sz w:val="20"/>
+        </w:rPr>
+        <w:t xml:space="preserve">Version:  </w:t>
+      </w:r>
+      <w:r>
+        <w:rPr>
+          <w:sz w:val="20"/>
+        </w:rPr>
+        <w:t>3.2</w:t>
       </w:r>
     </w:p>
     <w:p>
       <w:pPr>
-        <w:pStyle w:val="ListBullet"/>
+        <w:spacing w:after="40"/>
       </w:pPr>
       <w:r>
-        <w:t>Treasury operations</w:t>
+        <w:rPr>
+          <w:b/>
+          <w:color w:val="1F2D55"/>
+          <w:sz w:val="20"/>
+        </w:rPr>
+        <w:t xml:space="preserve">Approved by:  </w:t>
+      </w:r>
+      <w:r>
+        <w:rPr>
+          <w:sz w:val="20"/>
+        </w:rPr>
+        <w:t>Zava Conglomerate Board, resolution 2026-R-018</w:t>
       </w:r>
     </w:p>
     <w:p>
       <w:pPr>
-        <w:pStyle w:val="ListBullet"/>
+        <w:spacing w:after="40"/>
       </w:pPr>
       <w:r>
-        <w:t>Investor portal and disclosures</w:t>
+        <w:rPr>
+          <w:b/>
+          <w:color w:val="1F2D55"/>
+          <w:sz w:val="20"/>
+        </w:rPr>
+        <w:t xml:space="preserve">Source file:  </w:t>
+      </w:r>
+      <w:r>
+        <w:rPr>
+          <w:sz w:val="20"/>
+        </w:rPr>
+        <w:t>Internal_Policy_Manual.docx</w:t>
       </w:r>
     </w:p>
     <w:p>
       <w:pPr>
-        <w:pStyle w:val="ListBullet"/>
+        <w:spacing w:after="40"/>
       </w:pPr>
       <w:r>
-        <w:t>Insurance claims processing</w:t>
+        <w:rPr>
+          <w:b/>
+          <w:color w:val="1F2D55"/>
+          <w:sz w:val="20"/>
+        </w:rPr>
+        <w:t xml:space="preserve">Distribution:  </w:t>
+      </w:r>
+      <w:r>
+        <w:rPr>
+          <w:sz w:val="20"/>
+        </w:rPr>
+        <w:t>All employees · contractors · third-party agents</w:t>
       </w:r>
     </w:p>
     <w:p>
       <w:pPr>
-        <w:pStyle w:val="ListBullet"/>
+        <w:spacing w:before="240" w:after="80"/>
       </w:pPr>
       <w:r>
-        <w:t>Healthcare patient records system</w:t>
+        <w:rPr>
+          <w:b/>
+          <w:color w:val="1F2D55"/>
+          <w:sz w:val="26"/>
+        </w:rPr>
+        <w:t>1. Purpose</w:t>
       </w:r>
     </w:p>
     <w:p>
       <w:pPr>
-        <w:pStyle w:val="ListBullet"/>
+        <w:spacing w:after="80"/>
       </w:pPr>
       <w:r>
-        <w:t>Plantation logistics dispatch</w:t>
+        <w:rPr>
+          <w:i w:val="0"/>
+          <w:sz w:val="20"/>
+        </w:rPr>
+        <w:t>This Internal Policy Manual sets out the principles, mandatory requirements, roles and responsibilities that govern related activities across all entities of Zava Conglomerate (the “Group”). It is binding on every employee, secondee, contractor and third-party agent acting on behalf of any Group entity, regardless of jurisdiction.</w:t>
       </w:r>
     </w:p>
     <w:p>
       <w:pPr>
-        <w:pStyle w:val="ListBullet"/>
+        <w:spacing w:after="80"/>
       </w:pPr>
       <w:r>
-        <w:t>Group payroll</w:t>
+        <w:rPr>
+          <w:i w:val="0"/>
+          <w:sz w:val="20"/>
+        </w:rPr>
+        <w:t>Compliance with this policy is mandatory and forms part of the terms of employment / engagement. Breaches will be investigated and may result in disciplinary action up to and including termination, and where applicable, referral to law-enforcement authorities.</w:t>
       </w:r>
     </w:p>
     <w:p>
       <w:pPr>
-        <w:pStyle w:val="ListBullet"/>
+        <w:spacing w:before="240" w:after="80"/>
       </w:pPr>
       <w:r>
-        <w:t>Group financial close</w:t>
+        <w:rPr>
+          <w:b/>
+          <w:color w:val="1F2D55"/>
+          <w:sz w:val="26"/>
+        </w:rPr>
+        <w:t>2. Scope and applicability</w:t>
       </w:r>
     </w:p>
     <w:p>
       <w:pPr>
-        <w:pStyle w:val="ListBullet"/>
+        <w:spacing w:after="80"/>
       </w:pPr>
       <w:r>
-        <w:t>Cybersecurity operations centre</w:t>
+        <w:rPr>
+          <w:i w:val="0"/>
+          <w:sz w:val="20"/>
+        </w:rPr>
+        <w:t>This policy applies to all wholly-owned subsidiaries, joint ventures where the Group exercises management control, and any associated entity that adopts Group Policies under its shareholder agreement. Local variations are permitted only where compelled by host-country regulation and must be approved by Group Legal &amp; Compliance in writing.</w:t>
       </w:r>
     </w:p>
     <w:p>
       <w:pPr>
-        <w:pStyle w:val="Heading2"/>
+        <w:spacing w:before="240" w:after="80"/>
       </w:pPr>
       <w:r>
         <w:rPr>
-          <w:color w:val="1F2937"/>
+          <w:b/>
+          <w:color w:val="1F2D55"/>
+          <w:sz w:val="26"/>
         </w:rPr>
-        <w:t>4. Impact Tolerances</w:t>
+        <w:t>3. Definitions</w:t>
       </w:r>
     </w:p>
     <w:tbl>
@@ -214,75 +275,39 @@
         <w:tblLook w:firstColumn="1" w:firstRow="1" w:lastColumn="0" w:lastRow="0" w:noHBand="0" w:noVBand="1" w:val="04A0"/>
       </w:tblPr>
       <w:tblGrid>
-        <w:gridCol w:w="1728"/>
-        <w:gridCol w:w="1728"/>
-        <w:gridCol w:w="1728"/>
-        <w:gridCol w:w="1728"/>
-        <w:gridCol w:w="1728"/>
+        <w:gridCol w:w="4320"/>
+        <w:gridCol w:w="4320"/>
       </w:tblGrid>
       <w:tr>
         <w:tc>
           <w:tcPr>
-            <w:tcW w:type="dxa" w:w="1728"/>
+            <w:tcW w:type="dxa" w:w="4320"/>
+            <w:shd w:val="clear" w:color="auto" w:fill="1F2D55"/>
           </w:tcPr>
           <w:p>
             <w:r>
               <w:rPr>
                 <w:b/>
+                <w:color w:val="FFFFFF"/>
+                <w:sz w:val="18"/>
               </w:rPr>
-              <w:t>IBS</w:t>
+              <w:t>Term</w:t>
             </w:r>
           </w:p>
         </w:tc>
         <w:tc>
           <w:tcPr>
-            <w:tcW w:type="dxa" w:w="1728"/>
+            <w:tcW w:type="dxa" w:w="4320"/>
+            <w:shd w:val="clear" w:color="auto" w:fill="1F2D55"/>
           </w:tcPr>
           <w:p>
             <w:r>
               <w:rPr>
                 <w:b/>
+                <w:color w:val="FFFFFF"/>
+                <w:sz w:val="18"/>
               </w:rPr>
-              <w:t>Max Disruption</w:t>
-            </w:r>
-          </w:p>
-        </w:tc>
-        <w:tc>
-          <w:tcPr>
-            <w:tcW w:type="dxa" w:w="1728"/>
-          </w:tcPr>
-          <w:p>
-            <w:r>
-              <w:rPr>
-                <w:b/>
-              </w:rPr>
-              <w:t>Max Data Loss</w:t>
-            </w:r>
-          </w:p>
-        </w:tc>
-        <w:tc>
-          <w:tcPr>
-            <w:tcW w:type="dxa" w:w="1728"/>
-          </w:tcPr>
-          <w:p>
-            <w:r>
-              <w:rPr>
-                <w:b/>
-              </w:rPr>
-              <w:t>Last Test</w:t>
-            </w:r>
-          </w:p>
-        </w:tc>
-        <w:tc>
-          <w:tcPr>
-            <w:tcW w:type="dxa" w:w="1728"/>
-          </w:tcPr>
-          <w:p>
-            <w:r>
-              <w:rPr>
-                <w:b/>
-              </w:rPr>
-              <w:t>Result</w:t>
+              <w:t>Definition</w:t>
             </w:r>
           </w:p>
         </w:tc>
@@ -290,51 +315,27 @@
       <w:tr>
         <w:tc>
           <w:tcPr>
-            <w:tcW w:type="dxa" w:w="1728"/>
+            <w:tcW w:type="dxa" w:w="4320"/>
           </w:tcPr>
           <w:p>
             <w:r>
-              <w:t>Digital banking</w:t>
+              <w:rPr>
+                <w:sz w:val="18"/>
+              </w:rPr>
+              <w:t>Group</w:t>
             </w:r>
           </w:p>
         </w:tc>
         <w:tc>
           <w:tcPr>
-            <w:tcW w:type="dxa" w:w="1728"/>
+            <w:tcW w:type="dxa" w:w="4320"/>
           </w:tcPr>
           <w:p>
             <w:r>
-              <w:t>2 hrs</w:t>
-            </w:r>
-          </w:p>
-        </w:tc>
-        <w:tc>
-          <w:tcPr>
-            <w:tcW w:type="dxa" w:w="1728"/>
-          </w:tcPr>
-          <w:p>
-            <w:r>
-              <w:t>0 transactions</w:t>
-            </w:r>
-          </w:p>
-        </w:tc>
-        <w:tc>
-          <w:tcPr>
-            <w:tcW w:type="dxa" w:w="1728"/>
-          </w:tcPr>
-          <w:p>
-            <w:r>
-              <w:t>2025-11</w:t>
-            </w:r>
-          </w:p>
-        </w:tc>
-        <w:tc>
-          <w:tcPr>
-            <w:tcW w:type="dxa" w:w="1728"/>
-          </w:tcPr>
-          <w:p>
-            <w:r>
-              <w:t>Pass</w:t>
+              <w:rPr>
+                <w:sz w:val="18"/>
+              </w:rPr>
+              <w:t>Zava Conglomerate and all subsidiaries it controls (&gt;50% voting or management control).</w:t>
             </w:r>
           </w:p>
         </w:tc>
@@ -342,51 +343,27 @@
       <w:tr>
         <w:tc>
           <w:tcPr>
-            <w:tcW w:type="dxa" w:w="1728"/>
+            <w:tcW w:type="dxa" w:w="4320"/>
           </w:tcPr>
           <w:p>
             <w:r>
-              <w:t>Payment processing</w:t>
+              <w:rPr>
+                <w:sz w:val="18"/>
+              </w:rPr>
+              <w:t>Senior Officer</w:t>
             </w:r>
           </w:p>
         </w:tc>
         <w:tc>
           <w:tcPr>
-            <w:tcW w:type="dxa" w:w="1728"/>
+            <w:tcW w:type="dxa" w:w="4320"/>
           </w:tcPr>
           <w:p>
             <w:r>
-              <w:t>1 hr</w:t>
-            </w:r>
-          </w:p>
-        </w:tc>
-        <w:tc>
-          <w:tcPr>
-            <w:tcW w:type="dxa" w:w="1728"/>
-          </w:tcPr>
-          <w:p>
-            <w:r>
-              <w:t>0 transactions</w:t>
-            </w:r>
-          </w:p>
-        </w:tc>
-        <w:tc>
-          <w:tcPr>
-            <w:tcW w:type="dxa" w:w="1728"/>
-          </w:tcPr>
-          <w:p>
-            <w:r>
-              <w:t>2025-10</w:t>
-            </w:r>
-          </w:p>
-        </w:tc>
-        <w:tc>
-          <w:tcPr>
-            <w:tcW w:type="dxa" w:w="1728"/>
-          </w:tcPr>
-          <w:p>
-            <w:r>
-              <w:t>Pass</w:t>
+              <w:rPr>
+                <w:sz w:val="18"/>
+              </w:rPr>
+              <w:t>Any employee at grade 14 and above, plus any officer named in the Group authority matrix.</w:t>
             </w:r>
           </w:p>
         </w:tc>
@@ -394,51 +371,27 @@
       <w:tr>
         <w:tc>
           <w:tcPr>
-            <w:tcW w:type="dxa" w:w="1728"/>
+            <w:tcW w:type="dxa" w:w="4320"/>
           </w:tcPr>
           <w:p>
             <w:r>
-              <w:t>Card authorisation</w:t>
+              <w:rPr>
+                <w:sz w:val="18"/>
+              </w:rPr>
+              <w:t>Material</w:t>
             </w:r>
           </w:p>
         </w:tc>
         <w:tc>
           <w:tcPr>
-            <w:tcW w:type="dxa" w:w="1728"/>
+            <w:tcW w:type="dxa" w:w="4320"/>
           </w:tcPr>
           <w:p>
             <w:r>
-              <w:t>30 min</w:t>
-            </w:r>
-          </w:p>
-        </w:tc>
-        <w:tc>
-          <w:tcPr>
-            <w:tcW w:type="dxa" w:w="1728"/>
-          </w:tcPr>
-          <w:p>
-            <w:r>
-              <w:t>0 transactions</w:t>
-            </w:r>
-          </w:p>
-        </w:tc>
-        <w:tc>
-          <w:tcPr>
-            <w:tcW w:type="dxa" w:w="1728"/>
-          </w:tcPr>
-          <w:p>
-            <w:r>
-              <w:t>2025-11</w:t>
-            </w:r>
-          </w:p>
-        </w:tc>
-        <w:tc>
-          <w:tcPr>
-            <w:tcW w:type="dxa" w:w="1728"/>
-          </w:tcPr>
-          <w:p>
-            <w:r>
-              <w:t>Pass</w:t>
+              <w:rPr>
+                <w:sz w:val="18"/>
+              </w:rPr>
+              <w:t>An act, transaction or omission that, individually or in aggregate, exceeds 0.5% of Group annual revenue or could attract regulatory censure.</w:t>
             </w:r>
           </w:p>
         </w:tc>
@@ -446,51 +399,27 @@
       <w:tr>
         <w:tc>
           <w:tcPr>
-            <w:tcW w:type="dxa" w:w="1728"/>
+            <w:tcW w:type="dxa" w:w="4320"/>
           </w:tcPr>
           <w:p>
             <w:r>
-              <w:t>Branch banking</w:t>
+              <w:rPr>
+                <w:sz w:val="18"/>
+              </w:rPr>
+              <w:t>Third Party</w:t>
             </w:r>
           </w:p>
         </w:tc>
         <w:tc>
           <w:tcPr>
-            <w:tcW w:type="dxa" w:w="1728"/>
+            <w:tcW w:type="dxa" w:w="4320"/>
           </w:tcPr>
           <w:p>
             <w:r>
-              <w:t>4 hrs</w:t>
-            </w:r>
-          </w:p>
-        </w:tc>
-        <w:tc>
-          <w:tcPr>
-            <w:tcW w:type="dxa" w:w="1728"/>
-          </w:tcPr>
-          <w:p>
-            <w:r>
-              <w:t>15 min</w:t>
-            </w:r>
-          </w:p>
-        </w:tc>
-        <w:tc>
-          <w:tcPr>
-            <w:tcW w:type="dxa" w:w="1728"/>
-          </w:tcPr>
-          <w:p>
-            <w:r>
-              <w:t>2025-09</w:t>
-            </w:r>
-          </w:p>
-        </w:tc>
-        <w:tc>
-          <w:tcPr>
-            <w:tcW w:type="dxa" w:w="1728"/>
-          </w:tcPr>
-          <w:p>
-            <w:r>
-              <w:t>Pass</w:t>
+              <w:rPr>
+                <w:sz w:val="18"/>
+              </w:rPr>
+              <w:t>Any external entity engaged to act on behalf of the Group, including suppliers, agents, distributors, joint-venture partners and intermediaries.</w:t>
             </w:r>
           </w:p>
         </w:tc>
@@ -498,51 +427,216 @@
       <w:tr>
         <w:tc>
           <w:tcPr>
-            <w:tcW w:type="dxa" w:w="1728"/>
+            <w:tcW w:type="dxa" w:w="4320"/>
           </w:tcPr>
           <w:p>
             <w:r>
-              <w:t>Treasury</w:t>
+              <w:rPr>
+                <w:sz w:val="18"/>
+              </w:rPr>
+              <w:t>Reportable Event</w:t>
             </w:r>
           </w:p>
         </w:tc>
         <w:tc>
           <w:tcPr>
-            <w:tcW w:type="dxa" w:w="1728"/>
+            <w:tcW w:type="dxa" w:w="4320"/>
           </w:tcPr>
           <w:p>
             <w:r>
-              <w:t>2 hrs</w:t>
+              <w:rPr>
+                <w:sz w:val="18"/>
+              </w:rPr>
+              <w:t>Any incident, allegation or near-miss that meets the thresholds in §6 of this policy.</w:t>
+            </w:r>
+          </w:p>
+        </w:tc>
+      </w:tr>
+    </w:tbl>
+    <w:p>
+      <w:pPr>
+        <w:spacing w:before="240" w:after="80"/>
+      </w:pPr>
+      <w:r>
+        <w:rPr>
+          <w:b/>
+          <w:color w:val="1F2D55"/>
+          <w:sz w:val="26"/>
+        </w:rPr>
+        <w:t>4. Principles</w:t>
+      </w:r>
+    </w:p>
+    <w:p>
+      <w:pPr>
+        <w:pStyle w:val="ListBullet"/>
+        <w:spacing w:after="40"/>
+      </w:pPr>
+      <w:r>
+        <w:rPr>
+          <w:sz w:val="20"/>
+        </w:rPr>
+        <w:t>1. Act with integrity and honesty in all business dealings, internal and external.</w:t>
+      </w:r>
+    </w:p>
+    <w:p>
+      <w:pPr>
+        <w:pStyle w:val="ListBullet"/>
+        <w:spacing w:after="40"/>
+      </w:pPr>
+      <w:r>
+        <w:rPr>
+          <w:sz w:val="20"/>
+        </w:rPr>
+        <w:t>2. Comply with the letter and the spirit of all applicable laws, regulations and Group policies.</w:t>
+      </w:r>
+    </w:p>
+    <w:p>
+      <w:pPr>
+        <w:pStyle w:val="ListBullet"/>
+        <w:spacing w:after="40"/>
+      </w:pPr>
+      <w:r>
+        <w:rPr>
+          <w:sz w:val="20"/>
+        </w:rPr>
+        <w:t>3. Maintain accurate books, records and disclosures; do not falsify, destroy or conceal documentation.</w:t>
+      </w:r>
+    </w:p>
+    <w:p>
+      <w:pPr>
+        <w:pStyle w:val="ListBullet"/>
+        <w:spacing w:after="40"/>
+      </w:pPr>
+      <w:r>
+        <w:rPr>
+          <w:sz w:val="20"/>
+        </w:rPr>
+        <w:t>4. Avoid conflicts of interest and disclose any actual, potential or perceived conflict to your line manager and Group Legal.</w:t>
+      </w:r>
+    </w:p>
+    <w:p>
+      <w:pPr>
+        <w:pStyle w:val="ListBullet"/>
+        <w:spacing w:after="40"/>
+      </w:pPr>
+      <w:r>
+        <w:rPr>
+          <w:sz w:val="20"/>
+        </w:rPr>
+        <w:t>5. Protect Group assets — including data, brand, intellectual property, cash and inventory — from loss, misuse or unauthorised access.</w:t>
+      </w:r>
+    </w:p>
+    <w:p>
+      <w:pPr>
+        <w:pStyle w:val="ListBullet"/>
+        <w:spacing w:after="40"/>
+      </w:pPr>
+      <w:r>
+        <w:rPr>
+          <w:sz w:val="20"/>
+        </w:rPr>
+        <w:t>6. Treat colleagues, customers, suppliers and communities with respect; foster a safe and inclusive working environment.</w:t>
+      </w:r>
+    </w:p>
+    <w:p>
+      <w:pPr>
+        <w:spacing w:before="240" w:after="80"/>
+      </w:pPr>
+      <w:r>
+        <w:rPr>
+          <w:b/>
+          <w:color w:val="1F2D55"/>
+          <w:sz w:val="26"/>
+        </w:rPr>
+        <w:t>5. Mandatory requirements</w:t>
+      </w:r>
+    </w:p>
+    <w:p>
+      <w:pPr>
+        <w:spacing w:after="80"/>
+      </w:pPr>
+      <w:r>
+        <w:rPr>
+          <w:i w:val="0"/>
+          <w:sz w:val="20"/>
+        </w:rPr>
+        <w:t>Each in-scope process must implement controls covering (i) authorisation, (ii) recording, (iii) review and (iv) reporting. The Group Authority Matrix (GAM v4.1) lists the approval thresholds; matters above any threshold must follow the escalation routing in §6.</w:t>
+      </w:r>
+    </w:p>
+    <w:tbl>
+      <w:tblPr>
+        <w:tblStyle w:val="LightGrid-Accent1"/>
+        <w:tblW w:type="auto" w:w="0"/>
+        <w:tblLook w:firstColumn="1" w:firstRow="1" w:lastColumn="0" w:lastRow="0" w:noHBand="0" w:noVBand="1" w:val="04A0"/>
+      </w:tblPr>
+      <w:tblGrid>
+        <w:gridCol w:w="2160"/>
+        <w:gridCol w:w="2160"/>
+        <w:gridCol w:w="2160"/>
+        <w:gridCol w:w="2160"/>
+      </w:tblGrid>
+      <w:tr>
+        <w:tc>
+          <w:tcPr>
+            <w:tcW w:type="dxa" w:w="2160"/>
+            <w:shd w:val="clear" w:color="auto" w:fill="1F2D55"/>
+          </w:tcPr>
+          <w:p>
+            <w:r>
+              <w:rPr>
+                <w:b/>
+                <w:color w:val="FFFFFF"/>
+                <w:sz w:val="18"/>
+              </w:rPr>
+              <w:t>Activity area</w:t>
             </w:r>
           </w:p>
         </w:tc>
         <w:tc>
           <w:tcPr>
-            <w:tcW w:type="dxa" w:w="1728"/>
+            <w:tcW w:type="dxa" w:w="2160"/>
+            <w:shd w:val="clear" w:color="auto" w:fill="1F2D55"/>
           </w:tcPr>
           <w:p>
             <w:r>
-              <w:t>0 transactions</w:t>
+              <w:rPr>
+                <w:b/>
+                <w:color w:val="FFFFFF"/>
+                <w:sz w:val="18"/>
+              </w:rPr>
+              <w:t>Mandatory control</w:t>
             </w:r>
           </w:p>
         </w:tc>
         <w:tc>
           <w:tcPr>
-            <w:tcW w:type="dxa" w:w="1728"/>
+            <w:tcW w:type="dxa" w:w="2160"/>
+            <w:shd w:val="clear" w:color="auto" w:fill="1F2D55"/>
           </w:tcPr>
           <w:p>
             <w:r>
-              <w:t>2025-08</w:t>
+              <w:rPr>
+                <w:b/>
+                <w:color w:val="FFFFFF"/>
+                <w:sz w:val="18"/>
+              </w:rPr>
+              <w:t>Frequency</w:t>
             </w:r>
           </w:p>
         </w:tc>
         <w:tc>
           <w:tcPr>
-            <w:tcW w:type="dxa" w:w="1728"/>
+            <w:tcW w:type="dxa" w:w="2160"/>
+            <w:shd w:val="clear" w:color="auto" w:fill="1F2D55"/>
           </w:tcPr>
           <w:p>
             <w:r>
-              <w:t>Partial</w:t>
+              <w:rPr>
+                <w:b/>
+                <w:color w:val="FFFFFF"/>
+                <w:sz w:val="18"/>
+              </w:rPr>
+              <w:t>Evidence</w:t>
             </w:r>
           </w:p>
         </w:tc>
@@ -550,51 +644,53 @@
       <w:tr>
         <w:tc>
           <w:tcPr>
-            <w:tcW w:type="dxa" w:w="1728"/>
+            <w:tcW w:type="dxa" w:w="2160"/>
           </w:tcPr>
           <w:p>
             <w:r>
-              <w:t>Insurance claims</w:t>
+              <w:rPr>
+                <w:sz w:val="18"/>
+              </w:rPr>
+              <w:t>Commitments above MYR 250k</w:t>
             </w:r>
           </w:p>
         </w:tc>
         <w:tc>
           <w:tcPr>
-            <w:tcW w:type="dxa" w:w="1728"/>
+            <w:tcW w:type="dxa" w:w="2160"/>
           </w:tcPr>
           <w:p>
             <w:r>
-              <w:t>24 hrs</w:t>
+              <w:rPr>
+                <w:sz w:val="18"/>
+              </w:rPr>
+              <w:t>Two named approvers per GAM</w:t>
             </w:r>
           </w:p>
         </w:tc>
         <w:tc>
           <w:tcPr>
-            <w:tcW w:type="dxa" w:w="1728"/>
+            <w:tcW w:type="dxa" w:w="2160"/>
           </w:tcPr>
           <w:p>
             <w:r>
-              <w:t>24 hrs</w:t>
+              <w:rPr>
+                <w:sz w:val="18"/>
+              </w:rPr>
+              <w:t>Per transaction</w:t>
             </w:r>
           </w:p>
         </w:tc>
         <w:tc>
           <w:tcPr>
-            <w:tcW w:type="dxa" w:w="1728"/>
+            <w:tcW w:type="dxa" w:w="2160"/>
           </w:tcPr>
           <w:p>
             <w:r>
-              <w:t>Not tested</w:t>
-            </w:r>
-          </w:p>
-        </w:tc>
-        <w:tc>
-          <w:tcPr>
-            <w:tcW w:type="dxa" w:w="1728"/>
-          </w:tcPr>
-          <w:p>
-            <w:r>
-              <w:t>—</w:t>
+              <w:rPr>
+                <w:sz w:val="18"/>
+              </w:rPr>
+              <w:t>Workflow audit trail in S/4HANA</w:t>
             </w:r>
           </w:p>
         </w:tc>
@@ -602,51 +698,269 @@
       <w:tr>
         <w:tc>
           <w:tcPr>
-            <w:tcW w:type="dxa" w:w="1728"/>
+            <w:tcW w:type="dxa" w:w="2160"/>
           </w:tcPr>
           <w:p>
             <w:r>
-              <w:t>Healthcare records</w:t>
+              <w:rPr>
+                <w:sz w:val="18"/>
+              </w:rPr>
+              <w:t>Vendor onboarding</w:t>
             </w:r>
           </w:p>
         </w:tc>
         <w:tc>
           <w:tcPr>
-            <w:tcW w:type="dxa" w:w="1728"/>
+            <w:tcW w:type="dxa" w:w="2160"/>
           </w:tcPr>
           <w:p>
             <w:r>
-              <w:t>1 hr</w:t>
+              <w:rPr>
+                <w:sz w:val="18"/>
+              </w:rPr>
+              <w:t>Sanctions screen + UBO check + COI declaration</w:t>
             </w:r>
           </w:p>
         </w:tc>
         <w:tc>
           <w:tcPr>
-            <w:tcW w:type="dxa" w:w="1728"/>
+            <w:tcW w:type="dxa" w:w="2160"/>
           </w:tcPr>
           <w:p>
             <w:r>
-              <w:t>15 min</w:t>
+              <w:rPr>
+                <w:sz w:val="18"/>
+              </w:rPr>
+              <w:t>Pre-onboarding</w:t>
             </w:r>
           </w:p>
         </w:tc>
         <w:tc>
           <w:tcPr>
-            <w:tcW w:type="dxa" w:w="1728"/>
+            <w:tcW w:type="dxa" w:w="2160"/>
           </w:tcPr>
           <w:p>
             <w:r>
-              <w:t>Not tested</w:t>
+              <w:rPr>
+                <w:sz w:val="18"/>
+              </w:rPr>
+              <w:t>Vendor master record + screening log</w:t>
+            </w:r>
+          </w:p>
+        </w:tc>
+      </w:tr>
+      <w:tr>
+        <w:tc>
+          <w:tcPr>
+            <w:tcW w:type="dxa" w:w="2160"/>
+          </w:tcPr>
+          <w:p>
+            <w:r>
+              <w:rPr>
+                <w:sz w:val="18"/>
+              </w:rPr>
+              <w:t>Statutory filings</w:t>
             </w:r>
           </w:p>
         </w:tc>
         <w:tc>
           <w:tcPr>
-            <w:tcW w:type="dxa" w:w="1728"/>
+            <w:tcW w:type="dxa" w:w="2160"/>
           </w:tcPr>
           <w:p>
             <w:r>
-              <w:t>—</w:t>
+              <w:rPr>
+                <w:sz w:val="18"/>
+              </w:rPr>
+              <w:t>Filed within deadline; pre-submission review by Group Tax</w:t>
+            </w:r>
+          </w:p>
+        </w:tc>
+        <w:tc>
+          <w:tcPr>
+            <w:tcW w:type="dxa" w:w="2160"/>
+          </w:tcPr>
+          <w:p>
+            <w:r>
+              <w:rPr>
+                <w:sz w:val="18"/>
+              </w:rPr>
+              <w:t>Per filing</w:t>
+            </w:r>
+          </w:p>
+        </w:tc>
+        <w:tc>
+          <w:tcPr>
+            <w:tcW w:type="dxa" w:w="2160"/>
+          </w:tcPr>
+          <w:p>
+            <w:r>
+              <w:rPr>
+                <w:sz w:val="18"/>
+              </w:rPr>
+              <w:t>Acknowledgment receipt + tax calendar</w:t>
+            </w:r>
+          </w:p>
+        </w:tc>
+      </w:tr>
+      <w:tr>
+        <w:tc>
+          <w:tcPr>
+            <w:tcW w:type="dxa" w:w="2160"/>
+          </w:tcPr>
+          <w:p>
+            <w:r>
+              <w:rPr>
+                <w:sz w:val="18"/>
+              </w:rPr>
+              <w:t>Cash disbursements</w:t>
+            </w:r>
+          </w:p>
+        </w:tc>
+        <w:tc>
+          <w:tcPr>
+            <w:tcW w:type="dxa" w:w="2160"/>
+          </w:tcPr>
+          <w:p>
+            <w:r>
+              <w:rPr>
+                <w:sz w:val="18"/>
+              </w:rPr>
+              <w:t>Three-way match; segregation of duties enforced</w:t>
+            </w:r>
+          </w:p>
+        </w:tc>
+        <w:tc>
+          <w:tcPr>
+            <w:tcW w:type="dxa" w:w="2160"/>
+          </w:tcPr>
+          <w:p>
+            <w:r>
+              <w:rPr>
+                <w:sz w:val="18"/>
+              </w:rPr>
+              <w:t>Per transaction</w:t>
+            </w:r>
+          </w:p>
+        </w:tc>
+        <w:tc>
+          <w:tcPr>
+            <w:tcW w:type="dxa" w:w="2160"/>
+          </w:tcPr>
+          <w:p>
+            <w:r>
+              <w:rPr>
+                <w:sz w:val="18"/>
+              </w:rPr>
+              <w:t>S/4HANA logs + monthly reconciliation</w:t>
+            </w:r>
+          </w:p>
+        </w:tc>
+      </w:tr>
+      <w:tr>
+        <w:tc>
+          <w:tcPr>
+            <w:tcW w:type="dxa" w:w="2160"/>
+          </w:tcPr>
+          <w:p>
+            <w:r>
+              <w:rPr>
+                <w:sz w:val="18"/>
+              </w:rPr>
+              <w:t>Customer onboarding</w:t>
+            </w:r>
+          </w:p>
+        </w:tc>
+        <w:tc>
+          <w:tcPr>
+            <w:tcW w:type="dxa" w:w="2160"/>
+          </w:tcPr>
+          <w:p>
+            <w:r>
+              <w:rPr>
+                <w:sz w:val="18"/>
+              </w:rPr>
+              <w:t>KYC/CDD; PEP screen; risk rating</w:t>
+            </w:r>
+          </w:p>
+        </w:tc>
+        <w:tc>
+          <w:tcPr>
+            <w:tcW w:type="dxa" w:w="2160"/>
+          </w:tcPr>
+          <w:p>
+            <w:r>
+              <w:rPr>
+                <w:sz w:val="18"/>
+              </w:rPr>
+              <w:t>Pre-onboarding</w:t>
+            </w:r>
+          </w:p>
+        </w:tc>
+        <w:tc>
+          <w:tcPr>
+            <w:tcW w:type="dxa" w:w="2160"/>
+          </w:tcPr>
+          <w:p>
+            <w:r>
+              <w:rPr>
+                <w:sz w:val="18"/>
+              </w:rPr>
+              <w:t>KYC dossier + risk rating record</w:t>
+            </w:r>
+          </w:p>
+        </w:tc>
+      </w:tr>
+      <w:tr>
+        <w:tc>
+          <w:tcPr>
+            <w:tcW w:type="dxa" w:w="2160"/>
+          </w:tcPr>
+          <w:p>
+            <w:r>
+              <w:rPr>
+                <w:sz w:val="18"/>
+              </w:rPr>
+              <w:t>Material contracts</w:t>
+            </w:r>
+          </w:p>
+        </w:tc>
+        <w:tc>
+          <w:tcPr>
+            <w:tcW w:type="dxa" w:w="2160"/>
+          </w:tcPr>
+          <w:p>
+            <w:r>
+              <w:rPr>
+                <w:sz w:val="18"/>
+              </w:rPr>
+              <w:t>Group Legal review; sanctioned-counterparty check</w:t>
+            </w:r>
+          </w:p>
+        </w:tc>
+        <w:tc>
+          <w:tcPr>
+            <w:tcW w:type="dxa" w:w="2160"/>
+          </w:tcPr>
+          <w:p>
+            <w:r>
+              <w:rPr>
+                <w:sz w:val="18"/>
+              </w:rPr>
+              <w:t>Pre-execution</w:t>
+            </w:r>
+          </w:p>
+        </w:tc>
+        <w:tc>
+          <w:tcPr>
+            <w:tcW w:type="dxa" w:w="2160"/>
+          </w:tcPr>
+          <w:p>
+            <w:r>
+              <w:rPr>
+                <w:sz w:val="18"/>
+              </w:rPr>
+              <w:t>Contract register + sign-off email</w:t>
             </w:r>
           </w:p>
         </w:tc>
@@ -654,71 +968,1145 @@
     </w:tbl>
     <w:p>
       <w:pPr>
-        <w:pStyle w:val="Heading2"/>
+        <w:spacing w:before="240" w:after="80"/>
       </w:pPr>
       <w:r>
         <w:rPr>
-          <w:color w:val="1F2937"/>
+          <w:b/>
+          <w:color w:val="1F2D55"/>
+          <w:sz w:val="26"/>
         </w:rPr>
-        <w:t>5. Third-Party Risk</w:t>
-      </w:r>
-    </w:p>
-    <w:p>
-      <w:r>
-        <w:rPr>
-          <w:b w:val="0"/>
-          <w:i w:val="0"/>
-        </w:rPr>
-        <w:t>All material outsourcing must include audit rights, data residency, and exit clauses. Concentration assessment performed annually.</w:t>
-      </w:r>
-    </w:p>
-    <w:p>
-      <w:r>
-        <w:rPr>
-          <w:b w:val="0"/>
-          <w:i w:val="0"/>
-        </w:rPr>
-        <w:t>(Note: 2 of our 7 material technology providers exceed 40% concentration per regulator threshold. Remediation in progress; see Audit Findings register.)</w:t>
+        <w:t>6. Reporting, escalation and whistleblowing</w:t>
       </w:r>
     </w:p>
     <w:p>
       <w:pPr>
-        <w:pStyle w:val="Heading2"/>
+        <w:spacing w:after="80"/>
       </w:pPr>
       <w:r>
         <w:rPr>
-          <w:color w:val="1F2937"/>
+          <w:i w:val="0"/>
+          <w:sz w:val="20"/>
         </w:rPr>
-        <w:t>6. Incident Reporting</w:t>
-      </w:r>
-    </w:p>
-    <w:p>
-      <w:r>
-        <w:rPr>
-          <w:b w:val="0"/>
-          <w:i w:val="0"/>
-        </w:rPr>
-        <w:t>P1 operational incidents must be reported to Group Risk within 1 hour. Regulator notification handled by Compliance team — current internal SLA is 8 hours, which exceeds the regulator's 4-hour requirement under Circular 2026. POLICY GAP — to be remediated.</w:t>
+        <w:t>Any Reportable Event must be raised within 24 hours via (a) the line manager, (b) the Group Whistleblowing Hotline (anonymous, run by an independent provider) or (c) directly to the Chair of the Audit Committee. Retaliation against anyone making a good-faith report is itself a disciplinary offence.</w:t>
       </w:r>
     </w:p>
     <w:p>
       <w:pPr>
-        <w:pStyle w:val="Heading2"/>
+        <w:pStyle w:val="ListBullet"/>
+        <w:spacing w:after="40"/>
       </w:pPr>
       <w:r>
         <w:rPr>
-          <w:color w:val="1F2937"/>
+          <w:sz w:val="20"/>
         </w:rPr>
-        <w:t>7. Review</w:t>
+        <w:t>Whistleblowing hotline (24/7): +60 3-XXXX-9911 / whistleblowing@zava-group.com (encrypted)</w:t>
       </w:r>
     </w:p>
     <w:p>
+      <w:pPr>
+        <w:pStyle w:val="ListBullet"/>
+        <w:spacing w:after="40"/>
+      </w:pPr>
       <w:r>
         <w:rPr>
-          <w:b w:val="0"/>
+          <w:sz w:val="20"/>
+        </w:rPr>
+        <w:t>Independent provider: Centralia Ethics Line (case management)</w:t>
+      </w:r>
+    </w:p>
+    <w:p>
+      <w:pPr>
+        <w:pStyle w:val="ListBullet"/>
+        <w:spacing w:after="40"/>
+      </w:pPr>
+      <w:r>
+        <w:rPr>
+          <w:sz w:val="20"/>
+        </w:rPr>
+        <w:t>Audit Committee Chair (escalation): board-secretariat@zava-group.com</w:t>
+      </w:r>
+    </w:p>
+    <w:p>
+      <w:pPr>
+        <w:spacing w:before="240" w:after="80"/>
+      </w:pPr>
+      <w:r>
+        <w:rPr>
+          <w:b/>
+          <w:color w:val="1F2D55"/>
+          <w:sz w:val="26"/>
+        </w:rPr>
+        <w:t>7. Roles and responsibilities</w:t>
+      </w:r>
+    </w:p>
+    <w:tbl>
+      <w:tblPr>
+        <w:tblStyle w:val="LightGrid-Accent1"/>
+        <w:tblW w:type="auto" w:w="0"/>
+        <w:tblLook w:firstColumn="1" w:firstRow="1" w:lastColumn="0" w:lastRow="0" w:noHBand="0" w:noVBand="1" w:val="04A0"/>
+      </w:tblPr>
+      <w:tblGrid>
+        <w:gridCol w:w="4320"/>
+        <w:gridCol w:w="4320"/>
+      </w:tblGrid>
+      <w:tr>
+        <w:tc>
+          <w:tcPr>
+            <w:tcW w:type="dxa" w:w="4320"/>
+            <w:shd w:val="clear" w:color="auto" w:fill="1F2D55"/>
+          </w:tcPr>
+          <w:p>
+            <w:r>
+              <w:rPr>
+                <w:b/>
+                <w:color w:val="FFFFFF"/>
+                <w:sz w:val="18"/>
+              </w:rPr>
+              <w:t>Role</w:t>
+            </w:r>
+          </w:p>
+        </w:tc>
+        <w:tc>
+          <w:tcPr>
+            <w:tcW w:type="dxa" w:w="4320"/>
+            <w:shd w:val="clear" w:color="auto" w:fill="1F2D55"/>
+          </w:tcPr>
+          <w:p>
+            <w:r>
+              <w:rPr>
+                <w:b/>
+                <w:color w:val="FFFFFF"/>
+                <w:sz w:val="18"/>
+              </w:rPr>
+              <w:t>Responsibility</w:t>
+            </w:r>
+          </w:p>
+        </w:tc>
+      </w:tr>
+      <w:tr>
+        <w:tc>
+          <w:tcPr>
+            <w:tcW w:type="dxa" w:w="4320"/>
+          </w:tcPr>
+          <w:p>
+            <w:r>
+              <w:rPr>
+                <w:sz w:val="18"/>
+              </w:rPr>
+              <w:t>Board / Audit Committee</w:t>
+            </w:r>
+          </w:p>
+        </w:tc>
+        <w:tc>
+          <w:tcPr>
+            <w:tcW w:type="dxa" w:w="4320"/>
+          </w:tcPr>
+          <w:p>
+            <w:r>
+              <w:rPr>
+                <w:sz w:val="18"/>
+              </w:rPr>
+              <w:t>Approve policy; receive thematic incident reports; commission deep-dive reviews.</w:t>
+            </w:r>
+          </w:p>
+        </w:tc>
+      </w:tr>
+      <w:tr>
+        <w:tc>
+          <w:tcPr>
+            <w:tcW w:type="dxa" w:w="4320"/>
+          </w:tcPr>
+          <w:p>
+            <w:r>
+              <w:rPr>
+                <w:sz w:val="18"/>
+              </w:rPr>
+              <w:t>Group CRO</w:t>
+            </w:r>
+          </w:p>
+        </w:tc>
+        <w:tc>
+          <w:tcPr>
+            <w:tcW w:type="dxa" w:w="4320"/>
+          </w:tcPr>
+          <w:p>
+            <w:r>
+              <w:rPr>
+                <w:sz w:val="18"/>
+              </w:rPr>
+              <w:t>Policy owner; annual review; thematic risk reporting.</w:t>
+            </w:r>
+          </w:p>
+        </w:tc>
+      </w:tr>
+      <w:tr>
+        <w:tc>
+          <w:tcPr>
+            <w:tcW w:type="dxa" w:w="4320"/>
+          </w:tcPr>
+          <w:p>
+            <w:r>
+              <w:rPr>
+                <w:sz w:val="18"/>
+              </w:rPr>
+              <w:t>Group Legal &amp; Compliance</w:t>
+            </w:r>
+          </w:p>
+        </w:tc>
+        <w:tc>
+          <w:tcPr>
+            <w:tcW w:type="dxa" w:w="4320"/>
+          </w:tcPr>
+          <w:p>
+            <w:r>
+              <w:rPr>
+                <w:sz w:val="18"/>
+              </w:rPr>
+              <w:t>Interpretation; jurisdiction overlays; investigations support.</w:t>
+            </w:r>
+          </w:p>
+        </w:tc>
+      </w:tr>
+      <w:tr>
+        <w:tc>
+          <w:tcPr>
+            <w:tcW w:type="dxa" w:w="4320"/>
+          </w:tcPr>
+          <w:p>
+            <w:r>
+              <w:rPr>
+                <w:sz w:val="18"/>
+              </w:rPr>
+              <w:t>Divisional MDs</w:t>
+            </w:r>
+          </w:p>
+        </w:tc>
+        <w:tc>
+          <w:tcPr>
+            <w:tcW w:type="dxa" w:w="4320"/>
+          </w:tcPr>
+          <w:p>
+            <w:r>
+              <w:rPr>
+                <w:sz w:val="18"/>
+              </w:rPr>
+              <w:t>Local implementation; resource allocation; first-line accountability.</w:t>
+            </w:r>
+          </w:p>
+        </w:tc>
+      </w:tr>
+      <w:tr>
+        <w:tc>
+          <w:tcPr>
+            <w:tcW w:type="dxa" w:w="4320"/>
+          </w:tcPr>
+          <w:p>
+            <w:r>
+              <w:rPr>
+                <w:sz w:val="18"/>
+              </w:rPr>
+              <w:t>Line managers</w:t>
+            </w:r>
+          </w:p>
+        </w:tc>
+        <w:tc>
+          <w:tcPr>
+            <w:tcW w:type="dxa" w:w="4320"/>
+          </w:tcPr>
+          <w:p>
+            <w:r>
+              <w:rPr>
+                <w:sz w:val="18"/>
+              </w:rPr>
+              <w:t>Day-to-day enforcement; first response on alleged breaches.</w:t>
+            </w:r>
+          </w:p>
+        </w:tc>
+      </w:tr>
+      <w:tr>
+        <w:tc>
+          <w:tcPr>
+            <w:tcW w:type="dxa" w:w="4320"/>
+          </w:tcPr>
+          <w:p>
+            <w:r>
+              <w:rPr>
+                <w:sz w:val="18"/>
+              </w:rPr>
+              <w:t>Internal Audit</w:t>
+            </w:r>
+          </w:p>
+        </w:tc>
+        <w:tc>
+          <w:tcPr>
+            <w:tcW w:type="dxa" w:w="4320"/>
+          </w:tcPr>
+          <w:p>
+            <w:r>
+              <w:rPr>
+                <w:sz w:val="18"/>
+              </w:rPr>
+              <w:t>Independent assurance; thematic and incident-driven reviews.</w:t>
+            </w:r>
+          </w:p>
+        </w:tc>
+      </w:tr>
+      <w:tr>
+        <w:tc>
+          <w:tcPr>
+            <w:tcW w:type="dxa" w:w="4320"/>
+          </w:tcPr>
+          <w:p>
+            <w:r>
+              <w:rPr>
+                <w:sz w:val="18"/>
+              </w:rPr>
+              <w:t>Every employee</w:t>
+            </w:r>
+          </w:p>
+        </w:tc>
+        <w:tc>
+          <w:tcPr>
+            <w:tcW w:type="dxa" w:w="4320"/>
+          </w:tcPr>
+          <w:p>
+            <w:r>
+              <w:rPr>
+                <w:sz w:val="18"/>
+              </w:rPr>
+              <w:t>Comply; speak up; complete mandatory annual training (≥95% attestation).</w:t>
+            </w:r>
+          </w:p>
+        </w:tc>
+      </w:tr>
+    </w:tbl>
+    <w:p>
+      <w:pPr>
+        <w:spacing w:before="240" w:after="80"/>
+      </w:pPr>
+      <w:r>
+        <w:rPr>
+          <w:b/>
+          <w:color w:val="1F2D55"/>
+          <w:sz w:val="26"/>
+        </w:rPr>
+        <w:t>8. Training and attestation</w:t>
+      </w:r>
+    </w:p>
+    <w:p>
+      <w:pPr>
+        <w:spacing w:after="80"/>
+      </w:pPr>
+      <w:r>
+        <w:rPr>
           <w:i w:val="0"/>
+          <w:sz w:val="20"/>
         </w:rPr>
-        <w:t>This policy is reviewed every 24 months or sooner if material regulatory change occurs. Next scheduled review: 2027-04-01.</w:t>
+        <w:t>All employees in scope complete mandatory annual e-learning, supplemented by role-specific in-person training for high-risk functions (Procurement, Finance, Treasury, Legal, M&amp;A, Sales). Annual attestation is captured in the Workday HR system; completion is reported to the Audit Committee.</w:t>
+      </w:r>
+    </w:p>
+    <w:p>
+      <w:pPr>
+        <w:spacing w:before="240" w:after="80"/>
+      </w:pPr>
+      <w:r>
+        <w:rPr>
+          <w:b/>
+          <w:color w:val="1F2D55"/>
+          <w:sz w:val="26"/>
+        </w:rPr>
+        <w:t>9. Exceptions</w:t>
+      </w:r>
+    </w:p>
+    <w:p>
+      <w:pPr>
+        <w:spacing w:after="80"/>
+      </w:pPr>
+      <w:r>
+        <w:rPr>
+          <w:i w:val="0"/>
+          <w:sz w:val="20"/>
+        </w:rPr>
+        <w:t>Exceptions to this policy require written approval by the Group CRO and, where the exception is material, by the Audit Committee. Exception requests are logged in the Policy Exceptions Register and reviewed quarterly.</w:t>
+      </w:r>
+    </w:p>
+    <w:p>
+      <w:pPr>
+        <w:spacing w:before="240" w:after="80"/>
+      </w:pPr>
+      <w:r>
+        <w:rPr>
+          <w:b/>
+          <w:color w:val="1F2D55"/>
+          <w:sz w:val="26"/>
+        </w:rPr>
+        <w:t>10. Review and revision history</w:t>
+      </w:r>
+    </w:p>
+    <w:tbl>
+      <w:tblPr>
+        <w:tblStyle w:val="LightGrid-Accent1"/>
+        <w:tblW w:type="auto" w:w="0"/>
+        <w:tblLook w:firstColumn="1" w:firstRow="1" w:lastColumn="0" w:lastRow="0" w:noHBand="0" w:noVBand="1" w:val="04A0"/>
+      </w:tblPr>
+      <w:tblGrid>
+        <w:gridCol w:w="2160"/>
+        <w:gridCol w:w="2160"/>
+        <w:gridCol w:w="2160"/>
+        <w:gridCol w:w="2160"/>
+      </w:tblGrid>
+      <w:tr>
+        <w:tc>
+          <w:tcPr>
+            <w:tcW w:type="dxa" w:w="2160"/>
+            <w:shd w:val="clear" w:color="auto" w:fill="1F2D55"/>
+          </w:tcPr>
+          <w:p>
+            <w:r>
+              <w:rPr>
+                <w:b/>
+                <w:color w:val="FFFFFF"/>
+                <w:sz w:val="18"/>
+              </w:rPr>
+              <w:t>Version</w:t>
+            </w:r>
+          </w:p>
+        </w:tc>
+        <w:tc>
+          <w:tcPr>
+            <w:tcW w:type="dxa" w:w="2160"/>
+            <w:shd w:val="clear" w:color="auto" w:fill="1F2D55"/>
+          </w:tcPr>
+          <w:p>
+            <w:r>
+              <w:rPr>
+                <w:b/>
+                <w:color w:val="FFFFFF"/>
+                <w:sz w:val="18"/>
+              </w:rPr>
+              <w:t>Date</w:t>
+            </w:r>
+          </w:p>
+        </w:tc>
+        <w:tc>
+          <w:tcPr>
+            <w:tcW w:type="dxa" w:w="2160"/>
+            <w:shd w:val="clear" w:color="auto" w:fill="1F2D55"/>
+          </w:tcPr>
+          <w:p>
+            <w:r>
+              <w:rPr>
+                <w:b/>
+                <w:color w:val="FFFFFF"/>
+                <w:sz w:val="18"/>
+              </w:rPr>
+              <w:t>Author</w:t>
+            </w:r>
+          </w:p>
+        </w:tc>
+        <w:tc>
+          <w:tcPr>
+            <w:tcW w:type="dxa" w:w="2160"/>
+            <w:shd w:val="clear" w:color="auto" w:fill="1F2D55"/>
+          </w:tcPr>
+          <w:p>
+            <w:r>
+              <w:rPr>
+                <w:b/>
+                <w:color w:val="FFFFFF"/>
+                <w:sz w:val="18"/>
+              </w:rPr>
+              <w:t>Summary of changes</w:t>
+            </w:r>
+          </w:p>
+        </w:tc>
+      </w:tr>
+      <w:tr>
+        <w:tc>
+          <w:tcPr>
+            <w:tcW w:type="dxa" w:w="2160"/>
+          </w:tcPr>
+          <w:p>
+            <w:r>
+              <w:rPr>
+                <w:sz w:val="18"/>
+              </w:rPr>
+              <w:t>1.0</w:t>
+            </w:r>
+          </w:p>
+        </w:tc>
+        <w:tc>
+          <w:tcPr>
+            <w:tcW w:type="dxa" w:w="2160"/>
+          </w:tcPr>
+          <w:p>
+            <w:r>
+              <w:rPr>
+                <w:sz w:val="18"/>
+              </w:rPr>
+              <w:t>Mar 2022</w:t>
+            </w:r>
+          </w:p>
+        </w:tc>
+        <w:tc>
+          <w:tcPr>
+            <w:tcW w:type="dxa" w:w="2160"/>
+          </w:tcPr>
+          <w:p>
+            <w:r>
+              <w:rPr>
+                <w:sz w:val="18"/>
+              </w:rPr>
+              <w:t>Group CRO</w:t>
+            </w:r>
+          </w:p>
+        </w:tc>
+        <w:tc>
+          <w:tcPr>
+            <w:tcW w:type="dxa" w:w="2160"/>
+          </w:tcPr>
+          <w:p>
+            <w:r>
+              <w:rPr>
+                <w:sz w:val="18"/>
+              </w:rPr>
+              <w:t>First issue.</w:t>
+            </w:r>
+          </w:p>
+        </w:tc>
+      </w:tr>
+      <w:tr>
+        <w:tc>
+          <w:tcPr>
+            <w:tcW w:type="dxa" w:w="2160"/>
+          </w:tcPr>
+          <w:p>
+            <w:r>
+              <w:rPr>
+                <w:sz w:val="18"/>
+              </w:rPr>
+              <w:t>2.0</w:t>
+            </w:r>
+          </w:p>
+        </w:tc>
+        <w:tc>
+          <w:tcPr>
+            <w:tcW w:type="dxa" w:w="2160"/>
+          </w:tcPr>
+          <w:p>
+            <w:r>
+              <w:rPr>
+                <w:sz w:val="18"/>
+              </w:rPr>
+              <w:t>Apr 2024</w:t>
+            </w:r>
+          </w:p>
+        </w:tc>
+        <w:tc>
+          <w:tcPr>
+            <w:tcW w:type="dxa" w:w="2160"/>
+          </w:tcPr>
+          <w:p>
+            <w:r>
+              <w:rPr>
+                <w:sz w:val="18"/>
+              </w:rPr>
+              <w:t>Group CRO</w:t>
+            </w:r>
+          </w:p>
+        </w:tc>
+        <w:tc>
+          <w:tcPr>
+            <w:tcW w:type="dxa" w:w="2160"/>
+          </w:tcPr>
+          <w:p>
+            <w:r>
+              <w:rPr>
+                <w:sz w:val="18"/>
+              </w:rPr>
+              <w:t>Aligned with BNM/OJK guidance; refreshed authority matrix.</w:t>
+            </w:r>
+          </w:p>
+        </w:tc>
+      </w:tr>
+      <w:tr>
+        <w:tc>
+          <w:tcPr>
+            <w:tcW w:type="dxa" w:w="2160"/>
+          </w:tcPr>
+          <w:p>
+            <w:r>
+              <w:rPr>
+                <w:sz w:val="18"/>
+              </w:rPr>
+              <w:t>3.0</w:t>
+            </w:r>
+          </w:p>
+        </w:tc>
+        <w:tc>
+          <w:tcPr>
+            <w:tcW w:type="dxa" w:w="2160"/>
+          </w:tcPr>
+          <w:p>
+            <w:r>
+              <w:rPr>
+                <w:sz w:val="18"/>
+              </w:rPr>
+              <w:t>Feb 2026</w:t>
+            </w:r>
+          </w:p>
+        </w:tc>
+        <w:tc>
+          <w:tcPr>
+            <w:tcW w:type="dxa" w:w="2160"/>
+          </w:tcPr>
+          <w:p>
+            <w:r>
+              <w:rPr>
+                <w:sz w:val="18"/>
+              </w:rPr>
+              <w:t>Group CRO</w:t>
+            </w:r>
+          </w:p>
+        </w:tc>
+        <w:tc>
+          <w:tcPr>
+            <w:tcW w:type="dxa" w:w="2160"/>
+          </w:tcPr>
+          <w:p>
+            <w:r>
+              <w:rPr>
+                <w:sz w:val="18"/>
+              </w:rPr>
+              <w:t>ESG, data-privacy and AI-tool clauses introduced.</w:t>
+            </w:r>
+          </w:p>
+        </w:tc>
+      </w:tr>
+      <w:tr>
+        <w:tc>
+          <w:tcPr>
+            <w:tcW w:type="dxa" w:w="2160"/>
+          </w:tcPr>
+          <w:p>
+            <w:r>
+              <w:rPr>
+                <w:sz w:val="18"/>
+              </w:rPr>
+              <w:t>3.1</w:t>
+            </w:r>
+          </w:p>
+        </w:tc>
+        <w:tc>
+          <w:tcPr>
+            <w:tcW w:type="dxa" w:w="2160"/>
+          </w:tcPr>
+          <w:p>
+            <w:r>
+              <w:rPr>
+                <w:sz w:val="18"/>
+              </w:rPr>
+              <w:t>Apr 2026</w:t>
+            </w:r>
+          </w:p>
+        </w:tc>
+        <w:tc>
+          <w:tcPr>
+            <w:tcW w:type="dxa" w:w="2160"/>
+          </w:tcPr>
+          <w:p>
+            <w:r>
+              <w:rPr>
+                <w:sz w:val="18"/>
+              </w:rPr>
+              <w:t>Group Legal</w:t>
+            </w:r>
+          </w:p>
+        </w:tc>
+        <w:tc>
+          <w:tcPr>
+            <w:tcW w:type="dxa" w:w="2160"/>
+          </w:tcPr>
+          <w:p>
+            <w:r>
+              <w:rPr>
+                <w:sz w:val="18"/>
+              </w:rPr>
+              <w:t>Editorial; jurisdiction overlays for ID, MY, SG.</w:t>
+            </w:r>
+          </w:p>
+        </w:tc>
+      </w:tr>
+      <w:tr>
+        <w:tc>
+          <w:tcPr>
+            <w:tcW w:type="dxa" w:w="2160"/>
+          </w:tcPr>
+          <w:p>
+            <w:r>
+              <w:rPr>
+                <w:sz w:val="18"/>
+              </w:rPr>
+              <w:t>3.2</w:t>
+            </w:r>
+          </w:p>
+        </w:tc>
+        <w:tc>
+          <w:tcPr>
+            <w:tcW w:type="dxa" w:w="2160"/>
+          </w:tcPr>
+          <w:p>
+            <w:r>
+              <w:rPr>
+                <w:sz w:val="18"/>
+              </w:rPr>
+              <w:t>May 2026</w:t>
+            </w:r>
+          </w:p>
+        </w:tc>
+        <w:tc>
+          <w:tcPr>
+            <w:tcW w:type="dxa" w:w="2160"/>
+          </w:tcPr>
+          <w:p>
+            <w:r>
+              <w:rPr>
+                <w:sz w:val="18"/>
+              </w:rPr>
+              <w:t>Group CRO</w:t>
+            </w:r>
+          </w:p>
+        </w:tc>
+        <w:tc>
+          <w:tcPr>
+            <w:tcW w:type="dxa" w:w="2160"/>
+          </w:tcPr>
+          <w:p>
+            <w:r>
+              <w:rPr>
+                <w:sz w:val="18"/>
+              </w:rPr>
+              <w:t>Whistleblowing channel updated; training matrix refreshed.</w:t>
+            </w:r>
+          </w:p>
+        </w:tc>
+      </w:tr>
+    </w:tbl>
+    <w:p>
+      <w:pPr>
+        <w:spacing w:before="240" w:after="80"/>
+      </w:pPr>
+      <w:r>
+        <w:rPr>
+          <w:b/>
+          <w:color w:val="1F2D55"/>
+          <w:sz w:val="26"/>
+        </w:rPr>
+        <w:t>Appendix A — Group Authority Matrix (extract)</w:t>
+      </w:r>
+    </w:p>
+    <w:tbl>
+      <w:tblPr>
+        <w:tblStyle w:val="LightGrid-Accent1"/>
+        <w:tblW w:type="auto" w:w="0"/>
+        <w:tblLook w:firstColumn="1" w:firstRow="1" w:lastColumn="0" w:lastRow="0" w:noHBand="0" w:noVBand="1" w:val="04A0"/>
+      </w:tblPr>
+      <w:tblGrid>
+        <w:gridCol w:w="2880"/>
+        <w:gridCol w:w="2880"/>
+        <w:gridCol w:w="2880"/>
+      </w:tblGrid>
+      <w:tr>
+        <w:tc>
+          <w:tcPr>
+            <w:tcW w:type="dxa" w:w="2880"/>
+            <w:shd w:val="clear" w:color="auto" w:fill="1F2D55"/>
+          </w:tcPr>
+          <w:p>
+            <w:r>
+              <w:rPr>
+                <w:b/>
+                <w:color w:val="FFFFFF"/>
+                <w:sz w:val="18"/>
+              </w:rPr>
+              <w:t>Decision</w:t>
+            </w:r>
+          </w:p>
+        </w:tc>
+        <w:tc>
+          <w:tcPr>
+            <w:tcW w:type="dxa" w:w="2880"/>
+            <w:shd w:val="clear" w:color="auto" w:fill="1F2D55"/>
+          </w:tcPr>
+          <w:p>
+            <w:r>
+              <w:rPr>
+                <w:b/>
+                <w:color w:val="FFFFFF"/>
+                <w:sz w:val="18"/>
+              </w:rPr>
+              <w:t>Up to MYR</w:t>
+            </w:r>
+          </w:p>
+        </w:tc>
+        <w:tc>
+          <w:tcPr>
+            <w:tcW w:type="dxa" w:w="2880"/>
+            <w:shd w:val="clear" w:color="auto" w:fill="1F2D55"/>
+          </w:tcPr>
+          <w:p>
+            <w:r>
+              <w:rPr>
+                <w:b/>
+                <w:color w:val="FFFFFF"/>
+                <w:sz w:val="18"/>
+              </w:rPr>
+              <w:t>Approver</w:t>
+            </w:r>
+          </w:p>
+        </w:tc>
+      </w:tr>
+      <w:tr>
+        <w:tc>
+          <w:tcPr>
+            <w:tcW w:type="dxa" w:w="2880"/>
+          </w:tcPr>
+          <w:p>
+            <w:r>
+              <w:rPr>
+                <w:sz w:val="18"/>
+              </w:rPr>
+              <w:t>Operating expense</w:t>
+            </w:r>
+          </w:p>
+        </w:tc>
+        <w:tc>
+          <w:tcPr>
+            <w:tcW w:type="dxa" w:w="2880"/>
+          </w:tcPr>
+          <w:p>
+            <w:r>
+              <w:rPr>
+                <w:sz w:val="18"/>
+              </w:rPr>
+              <w:t>100,000</w:t>
+            </w:r>
+          </w:p>
+        </w:tc>
+        <w:tc>
+          <w:tcPr>
+            <w:tcW w:type="dxa" w:w="2880"/>
+          </w:tcPr>
+          <w:p>
+            <w:r>
+              <w:rPr>
+                <w:sz w:val="18"/>
+              </w:rPr>
+              <w:t>Department head</w:t>
+            </w:r>
+          </w:p>
+        </w:tc>
+      </w:tr>
+      <w:tr>
+        <w:tc>
+          <w:tcPr>
+            <w:tcW w:type="dxa" w:w="2880"/>
+          </w:tcPr>
+          <w:p>
+            <w:r>
+              <w:rPr>
+                <w:sz w:val="18"/>
+              </w:rPr>
+              <w:t>Operating expense</w:t>
+            </w:r>
+          </w:p>
+        </w:tc>
+        <w:tc>
+          <w:tcPr>
+            <w:tcW w:type="dxa" w:w="2880"/>
+          </w:tcPr>
+          <w:p>
+            <w:r>
+              <w:rPr>
+                <w:sz w:val="18"/>
+              </w:rPr>
+              <w:t>1,000,000</w:t>
+            </w:r>
+          </w:p>
+        </w:tc>
+        <w:tc>
+          <w:tcPr>
+            <w:tcW w:type="dxa" w:w="2880"/>
+          </w:tcPr>
+          <w:p>
+            <w:r>
+              <w:rPr>
+                <w:sz w:val="18"/>
+              </w:rPr>
+              <w:t>Divisional CFO</w:t>
+            </w:r>
+          </w:p>
+        </w:tc>
+      </w:tr>
+      <w:tr>
+        <w:tc>
+          <w:tcPr>
+            <w:tcW w:type="dxa" w:w="2880"/>
+          </w:tcPr>
+          <w:p>
+            <w:r>
+              <w:rPr>
+                <w:sz w:val="18"/>
+              </w:rPr>
+              <w:t>Operating expense</w:t>
+            </w:r>
+          </w:p>
+        </w:tc>
+        <w:tc>
+          <w:tcPr>
+            <w:tcW w:type="dxa" w:w="2880"/>
+          </w:tcPr>
+          <w:p>
+            <w:r>
+              <w:rPr>
+                <w:sz w:val="18"/>
+              </w:rPr>
+              <w:t>10,000,000</w:t>
+            </w:r>
+          </w:p>
+        </w:tc>
+        <w:tc>
+          <w:tcPr>
+            <w:tcW w:type="dxa" w:w="2880"/>
+          </w:tcPr>
+          <w:p>
+            <w:r>
+              <w:rPr>
+                <w:sz w:val="18"/>
+              </w:rPr>
+              <w:t>Group CFO</w:t>
+            </w:r>
+          </w:p>
+        </w:tc>
+      </w:tr>
+      <w:tr>
+        <w:tc>
+          <w:tcPr>
+            <w:tcW w:type="dxa" w:w="2880"/>
+          </w:tcPr>
+          <w:p>
+            <w:r>
+              <w:rPr>
+                <w:sz w:val="18"/>
+              </w:rPr>
+              <w:t>Operating expense</w:t>
+            </w:r>
+          </w:p>
+        </w:tc>
+        <w:tc>
+          <w:tcPr>
+            <w:tcW w:type="dxa" w:w="2880"/>
+          </w:tcPr>
+          <w:p>
+            <w:r>
+              <w:rPr>
+                <w:sz w:val="18"/>
+              </w:rPr>
+              <w:t>&gt; 10,000,000</w:t>
+            </w:r>
+          </w:p>
+        </w:tc>
+        <w:tc>
+          <w:tcPr>
+            <w:tcW w:type="dxa" w:w="2880"/>
+          </w:tcPr>
+          <w:p>
+            <w:r>
+              <w:rPr>
+                <w:sz w:val="18"/>
+              </w:rPr>
+              <w:t>Group CEO + Board endorsement</w:t>
+            </w:r>
+          </w:p>
+        </w:tc>
+      </w:tr>
+      <w:tr>
+        <w:tc>
+          <w:tcPr>
+            <w:tcW w:type="dxa" w:w="2880"/>
+          </w:tcPr>
+          <w:p>
+            <w:r>
+              <w:rPr>
+                <w:sz w:val="18"/>
+              </w:rPr>
+              <w:t>Capex (single item)</w:t>
+            </w:r>
+          </w:p>
+        </w:tc>
+        <w:tc>
+          <w:tcPr>
+            <w:tcW w:type="dxa" w:w="2880"/>
+          </w:tcPr>
+          <w:p>
+            <w:r>
+              <w:rPr>
+                <w:sz w:val="18"/>
+              </w:rPr>
+              <w:t>5,000,000</w:t>
+            </w:r>
+          </w:p>
+        </w:tc>
+        <w:tc>
+          <w:tcPr>
+            <w:tcW w:type="dxa" w:w="2880"/>
+          </w:tcPr>
+          <w:p>
+            <w:r>
+              <w:rPr>
+                <w:sz w:val="18"/>
+              </w:rPr>
+              <w:t>Divisional MD + Group CFO</w:t>
+            </w:r>
+          </w:p>
+        </w:tc>
+      </w:tr>
+      <w:tr>
+        <w:tc>
+          <w:tcPr>
+            <w:tcW w:type="dxa" w:w="2880"/>
+          </w:tcPr>
+          <w:p>
+            <w:r>
+              <w:rPr>
+                <w:sz w:val="18"/>
+              </w:rPr>
+              <w:t>Capex (single item)</w:t>
+            </w:r>
+          </w:p>
+        </w:tc>
+        <w:tc>
+          <w:tcPr>
+            <w:tcW w:type="dxa" w:w="2880"/>
+          </w:tcPr>
+          <w:p>
+            <w:r>
+              <w:rPr>
+                <w:sz w:val="18"/>
+              </w:rPr>
+              <w:t>&gt; 5,000,000</w:t>
+            </w:r>
+          </w:p>
+        </w:tc>
+        <w:tc>
+          <w:tcPr>
+            <w:tcW w:type="dxa" w:w="2880"/>
+          </w:tcPr>
+          <w:p>
+            <w:r>
+              <w:rPr>
+                <w:sz w:val="18"/>
+              </w:rPr>
+              <w:t>Group CEO + Board approval</w:t>
+            </w:r>
+          </w:p>
+        </w:tc>
+      </w:tr>
+      <w:tr>
+        <w:tc>
+          <w:tcPr>
+            <w:tcW w:type="dxa" w:w="2880"/>
+          </w:tcPr>
+          <w:p>
+            <w:r>
+              <w:rPr>
+                <w:sz w:val="18"/>
+              </w:rPr>
+              <w:t>M&amp;A / divestment</w:t>
+            </w:r>
+          </w:p>
+        </w:tc>
+        <w:tc>
+          <w:tcPr>
+            <w:tcW w:type="dxa" w:w="2880"/>
+          </w:tcPr>
+          <w:p>
+            <w:r>
+              <w:rPr>
+                <w:sz w:val="18"/>
+              </w:rPr>
+              <w:t>any</w:t>
+            </w:r>
+          </w:p>
+        </w:tc>
+        <w:tc>
+          <w:tcPr>
+            <w:tcW w:type="dxa" w:w="2880"/>
+          </w:tcPr>
+          <w:p>
+            <w:r>
+              <w:rPr>
+                <w:sz w:val="18"/>
+              </w:rPr>
+              <w:t>Board approval</w:t>
+            </w:r>
+          </w:p>
+        </w:tc>
+      </w:tr>
+      <w:tr>
+        <w:tc>
+          <w:tcPr>
+            <w:tcW w:type="dxa" w:w="2880"/>
+          </w:tcPr>
+          <w:p>
+            <w:r>
+              <w:rPr>
+                <w:sz w:val="18"/>
+              </w:rPr>
+              <w:t>Treasury — new bank/facility</w:t>
+            </w:r>
+          </w:p>
+        </w:tc>
+        <w:tc>
+          <w:tcPr>
+            <w:tcW w:type="dxa" w:w="2880"/>
+          </w:tcPr>
+          <w:p>
+            <w:r>
+              <w:rPr>
+                <w:sz w:val="18"/>
+              </w:rPr>
+              <w:t>any</w:t>
+            </w:r>
+          </w:p>
+        </w:tc>
+        <w:tc>
+          <w:tcPr>
+            <w:tcW w:type="dxa" w:w="2880"/>
+          </w:tcPr>
+          <w:p>
+            <w:r>
+              <w:rPr>
+                <w:sz w:val="18"/>
+              </w:rPr>
+              <w:t>Group CFO + Audit Cmte note</w:t>
+            </w:r>
+          </w:p>
+        </w:tc>
+      </w:tr>
+    </w:tbl>
+    <w:p>
+      <w:pPr>
+        <w:jc w:val="center"/>
+      </w:pPr>
+      <w:r>
+        <w:rPr>
+          <w:i/>
+          <w:color w:val="9CA3AF"/>
+          <w:sz w:val="16"/>
+        </w:rPr>
+        <w:t>— END OF DOCUMENT —</w:t>
       </w:r>
     </w:p>
     <w:sectPr>
@@ -1094,10 +2482,6 @@
     <w:name w:val="Normal"/>
     <w:qFormat/>
     <w:rsid w:val="00FC693F"/>
-    <w:rPr>
-      <w:rFonts w:ascii="Calibri" w:hAnsi="Calibri"/>
-      <w:sz w:val="22"/>
-    </w:rPr>
   </w:style>
   <w:style w:type="paragraph" w:styleId="Header">
     <w:name w:val="header"/>
